--- a/images/subpages/Oct_2026_Hiring/assets/descriptions/phd-water-sensing-ai.docx
+++ b/images/subpages/Oct_2026_Hiring/assets/descriptions/phd-water-sensing-ai.docx
@@ -15,7 +15,7 @@
         <w:pStyle w:val="BigTitle"/>
       </w:pPr>
       <w:r>
-        <w:t>PhD Research Opportunity</w:t>
+        <w:t>PhD Student in Water &amp; AI</w:t>
       </w:r>
     </w:p>
     <w:p>
@@ -48,7 +48,7 @@
         <w:spacing w:after="340"/>
       </w:pPr>
       <w:r>
-        <w:t>We’re looking for a curious future researcher to connect two big questions: How can satellites help us understand reservoir water levels, and how can sensors, cameras, and AI help communities recognize water-related hazards as they happen?</w:t>
+        <w:t>We are recruiting a PhD student who already holds a master's degree and is eager to connect two big questions: How can satellites help us understand reservoir water levels, and how can sensors, cameras, and AI help communities recognize water-related hazards as they happen?</w:t>
       </w:r>
     </w:p>
     <w:tbl>
@@ -228,7 +228,7 @@
               <w:t xml:space="preserve">Academic background.  </w:t>
             </w:r>
             <w:r>
-              <w:t>Bachelor’s or master’s training in hydrology, geoscience, civil/environmental engineering, geography, remote sensing, computer/data science, or a related field.</w:t>
+              <w:t>A completed master's degree in hydrology, geoscience, environmental/civil engineering, geography, remote sensing, computer/data science, or a related field.</w:t>
             </w:r>
           </w:p>
           <w:p>
@@ -309,7 +309,7 @@
         <w:spacing w:after="160" w:before="280"/>
       </w:pPr>
       <w:r>
-        <w:t>Possible work spans both field observations and computational analysis. A thesis direction will be developed with the student rather than treating every project idea as a fixed assignment.</w:t>
+        <w:t>Possible work spans both field observations and computational analysis. The dissertation direction will be developed with the student, drawing on their experience and research interests.</w:t>
       </w:r>
     </w:p>
     <w:p>
@@ -318,7 +318,7 @@
         <w:spacing w:after="260"/>
       </w:pPr>
       <w:r>
-        <w:t>The research directions draw on ongoing project development in environmental hazard awareness and satellite-based reservoir monitoring. Graduate program, campus location, funding package, and start date have not yet been finalized.</w:t>
+        <w:t>The graduate program, campus location, and funding arrangements will be tailored to the selected candidate's background, qualifications, and research interests, subject to University of Hawaiʻi admission requirements and funding availability.</w:t>
       </w:r>
     </w:p>
     <w:p>
@@ -336,7 +336,7 @@
         <w:spacing w:after="40"/>
       </w:pPr>
       <w:r>
-        <w:t>Contact Chris Shuler at cshuler@hawaii.edu with a short note, CV, and your research interests. Formal UH graduate admissions and funding details will be provided once confirmed.</w:t>
+        <w:t>Email Chris Shuler at cshuler@hawaii.edu with a brief introduction, CV, and research interests. Graduate application instructions will be shared with interested candidates.</w:t>
       </w:r>
     </w:p>
     <w:p>
@@ -345,7 +345,7 @@
         <w:spacing w:before="120"/>
       </w:pPr>
       <w:r>
-        <w:t>Research opportunity preview, not an official graduate-program admission or funding offer. Project summaries include proposed activities, not guaranteed award commitments.</w:t>
+        <w:t>Graduate admission and funding are subject to University of Hawaiʻi requirements and availability. Research topics may evolve with the selected student's interests.</w:t>
       </w:r>
     </w:p>
     <w:sectPr>
